--- a/az/stories/spinach.docx
+++ b/az/stories/spinach.docx
@@ -75,7 +75,7 @@
         <w:ind w:firstLine="425"/>
       </w:pPr>
       <w:r>
-        <w:t>Bir gün anamın köhnə sandığında o vaxtlar tutduğu xatirə dəftərini tapdım. Dəftərin bir səhifəsində anam belə yazmışdı: «Əlimdə sadəcə ispanaq toxumu qalmışdı. Daim ispanaq, bir az da qarğıdalı əkib becərirdim. Nə əldə vardı, nə ovucda. Uşaqlarım ac qalmasın deyə hey bu yeməyi bişirib verirdim. Amma üsyan etmirdim. “İspanaq çox faydalıdır, ona görə gündə üç dəfə sizə bu yeməyi verirəm” deyəndə ürəyim ağrıyırdı. Balalarım üçün əlimdən ancaq bu gəlirdi. Onları canımdan çox sevirəm.»</w:t>
+        <w:t>Bir gün anamın köhnə sandığında o vaxtlar tutduğu xatirə dəftərini tapdım. Dəftərin bir səhifəsində anam belə yazmışdı: «Əlimdə sadəcə ispanaq toxumu qalmışdı. Daim ispanaq, bir az da qarğıdalı əkib becərirdim. Nə əldə vardı, nə ovucda. Uşaqlarım ac qalmasın deyə hey bu yeməyi bişirib verirdim. Amma üsyan etmirdim. «İspanaq çox faydalıdır, ona görə gündə üç dəfə sizə bu yeməyi verirəm» deyəndə ürəyim ağrıyırdı. Balalarım üçün əlimdən ancaq bu gəlirdi. Onları canımdan çox sevirəm.»</w:t>
       </w:r>
     </w:p>
     <w:p>
